--- a/recording/3_17第三次会议/会议记录.docx
+++ b/recording/3_17第三次会议/会议记录.docx
@@ -931,7 +931,7 @@
                 <w:bCs/>
                 <w:szCs w:val="21"/>
               </w:rPr>
-              <w:t>上一周的总结</w:t>
+              <w:t>上周总结</w:t>
             </w:r>
           </w:p>
         </w:tc>
@@ -961,7 +961,7 @@
                 <w:bCs/>
                 <w:szCs w:val="21"/>
               </w:rPr>
-              <w:t>演示材料与文档规范</w:t>
+              <w:t>上次布置的 8 项文档初稿任务推进情况如下：项目计划（陈鹏宇）、项目章程（李俊翰/张明慧）、需求分析文档（陈鹏宇）等核心文档已启动编写；任务清单上传 GitHub（曹志隆）、PPT 框架整理（陈天阳）同步进行中。整体采用 AI 生成初稿 + 人工调整策略，但 GitHub 协作规范与文档格式尚未完全统一，多项文档仍待周三晚前提交初稿，可行性分析、需求文档格式等细节待与老师确认。</w:t>
             </w:r>
           </w:p>
           <w:p>
@@ -978,15 +978,6 @@
                 <w:szCs w:val="21"/>
               </w:rPr>
             </w:pPr>
-            <w:r>
-              <w:rPr>
-                <w:rFonts w:asciiTheme="minorEastAsia" w:hAnsiTheme="minorEastAsia" w:cstheme="minorEastAsia"/>
-                <w:b/>
-                <w:bCs/>
-                <w:szCs w:val="21"/>
-              </w:rPr>
-              <w:t>需确认PPT效果，确保提交可报告。</w:t>
-            </w:r>
           </w:p>
           <w:p>
             <w:pPr>
@@ -1002,15 +993,6 @@
                 <w:szCs w:val="21"/>
               </w:rPr>
             </w:pPr>
-            <w:r>
-              <w:rPr>
-                <w:rFonts w:asciiTheme="minorEastAsia" w:hAnsiTheme="minorEastAsia" w:cstheme="minorEastAsia"/>
-                <w:b/>
-                <w:bCs/>
-                <w:szCs w:val="21"/>
-              </w:rPr>
-              <w:t>项目计划应使用国标模板，未评审文档标注“评审版”而非1.0。</w:t>
-            </w:r>
           </w:p>
           <w:p>
             <w:pPr>
@@ -1026,15 +1008,6 @@
                 <w:szCs w:val="21"/>
               </w:rPr>
             </w:pPr>
-            <w:r>
-              <w:rPr>
-                <w:rFonts w:asciiTheme="minorEastAsia" w:hAnsiTheme="minorEastAsia" w:cstheme="minorEastAsia"/>
-                <w:b/>
-                <w:bCs/>
-                <w:szCs w:val="21"/>
-              </w:rPr>
-              <w:t>会议纪要需补充封面及标准内容，文档应包含目录、组长信息、授权签署意见等。</w:t>
-            </w:r>
           </w:p>
           <w:p>
             <w:pPr>
@@ -1050,15 +1023,6 @@
                 <w:szCs w:val="21"/>
               </w:rPr>
             </w:pPr>
-            <w:r>
-              <w:rPr>
-                <w:rFonts w:asciiTheme="minorEastAsia" w:hAnsiTheme="minorEastAsia" w:cstheme="minorEastAsia"/>
-                <w:b/>
-                <w:bCs/>
-                <w:szCs w:val="21"/>
-              </w:rPr>
-              <w:t>OS结构需用图示呈现，避免文本符号。</w:t>
-            </w:r>
           </w:p>
           <w:p>
             <w:pPr>
@@ -1074,15 +1038,6 @@
                 <w:szCs w:val="21"/>
               </w:rPr>
             </w:pPr>
-            <w:r>
-              <w:rPr>
-                <w:rFonts w:asciiTheme="minorEastAsia" w:hAnsiTheme="minorEastAsia" w:cstheme="minorEastAsia"/>
-                <w:b/>
-                <w:bCs/>
-                <w:szCs w:val="21"/>
-              </w:rPr>
-              <w:t>项目计划完整性</w:t>
-            </w:r>
           </w:p>
           <w:p>
             <w:pPr>
@@ -1098,15 +1053,6 @@
                 <w:szCs w:val="21"/>
               </w:rPr>
             </w:pPr>
-            <w:r>
-              <w:rPr>
-                <w:rFonts w:asciiTheme="minorEastAsia" w:hAnsiTheme="minorEastAsia" w:cstheme="minorEastAsia"/>
-                <w:b/>
-                <w:bCs/>
-                <w:szCs w:val="21"/>
-              </w:rPr>
-              <w:t>项目阶段需正确拆分（启动、规划、执行、监控、收尾），需求工程应覆盖需求开发与需求管理。</w:t>
-            </w:r>
           </w:p>
           <w:p>
             <w:pPr>
@@ -1122,15 +1068,6 @@
                 <w:szCs w:val="21"/>
               </w:rPr>
             </w:pPr>
-            <w:r>
-              <w:rPr>
-                <w:rFonts w:asciiTheme="minorEastAsia" w:hAnsiTheme="minorEastAsia" w:cstheme="minorEastAsia"/>
-                <w:b/>
-                <w:bCs/>
-                <w:szCs w:val="21"/>
-              </w:rPr>
-              <w:t>缺少WBS图及详细任务描述、输入输出定义，WBS需按层级划分。</w:t>
-            </w:r>
           </w:p>
           <w:p>
             <w:pPr>
@@ -1146,26 +1083,6 @@
                 <w:szCs w:val="21"/>
               </w:rPr>
             </w:pPr>
-            <w:proofErr w:type="gramStart"/>
-            <w:r>
-              <w:rPr>
-                <w:rFonts w:asciiTheme="minorEastAsia" w:hAnsiTheme="minorEastAsia" w:cstheme="minorEastAsia"/>
-                <w:b/>
-                <w:bCs/>
-                <w:szCs w:val="21"/>
-              </w:rPr>
-              <w:t>子计划</w:t>
-            </w:r>
-            <w:proofErr w:type="gramEnd"/>
-            <w:r>
-              <w:rPr>
-                <w:rFonts w:asciiTheme="minorEastAsia" w:hAnsiTheme="minorEastAsia" w:cstheme="minorEastAsia"/>
-                <w:b/>
-                <w:bCs/>
-                <w:szCs w:val="21"/>
-              </w:rPr>
-              <w:t>需补充风险计划、资源计划、沟通计划、人力资源计划、预算计划等。</w:t>
-            </w:r>
           </w:p>
           <w:p>
             <w:pPr>
@@ -1181,15 +1098,6 @@
                 <w:szCs w:val="21"/>
               </w:rPr>
             </w:pPr>
-            <w:r>
-              <w:rPr>
-                <w:rFonts w:asciiTheme="minorEastAsia" w:hAnsiTheme="minorEastAsia" w:cstheme="minorEastAsia"/>
-                <w:b/>
-                <w:bCs/>
-                <w:szCs w:val="21"/>
-              </w:rPr>
-              <w:t>任务分配与资源管理</w:t>
-            </w:r>
           </w:p>
           <w:p>
             <w:pPr>
@@ -1205,15 +1113,6 @@
                 <w:szCs w:val="21"/>
               </w:rPr>
             </w:pPr>
-            <w:r>
-              <w:rPr>
-                <w:rFonts w:asciiTheme="minorEastAsia" w:hAnsiTheme="minorEastAsia" w:cstheme="minorEastAsia"/>
-                <w:b/>
-                <w:bCs/>
-                <w:szCs w:val="21"/>
-              </w:rPr>
-              <w:t>未明确每个组员的任务分配，无法判断合理性。</w:t>
-            </w:r>
           </w:p>
           <w:p>
             <w:pPr>
@@ -1229,15 +1128,6 @@
                 <w:szCs w:val="21"/>
               </w:rPr>
             </w:pPr>
-            <w:r>
-              <w:rPr>
-                <w:rFonts w:asciiTheme="minorEastAsia" w:hAnsiTheme="minorEastAsia" w:cstheme="minorEastAsia"/>
-                <w:b/>
-                <w:bCs/>
-                <w:szCs w:val="21"/>
-              </w:rPr>
-              <w:t>未分配资源，部分任务时间设置不合理（如5个工作日以上），需细化分解。</w:t>
-            </w:r>
           </w:p>
           <w:p>
             <w:pPr>
@@ -1253,15 +1143,6 @@
                 <w:szCs w:val="21"/>
               </w:rPr>
             </w:pPr>
-            <w:r>
-              <w:rPr>
-                <w:rFonts w:asciiTheme="minorEastAsia" w:hAnsiTheme="minorEastAsia" w:cstheme="minorEastAsia"/>
-                <w:b/>
-                <w:bCs/>
-                <w:szCs w:val="21"/>
-              </w:rPr>
-              <w:t>缺少干事人信息及联系方式。</w:t>
-            </w:r>
           </w:p>
           <w:p>
             <w:pPr>
@@ -1277,15 +1158,6 @@
                 <w:szCs w:val="21"/>
               </w:rPr>
             </w:pPr>
-            <w:r>
-              <w:rPr>
-                <w:rFonts w:asciiTheme="minorEastAsia" w:hAnsiTheme="minorEastAsia" w:cstheme="minorEastAsia"/>
-                <w:b/>
-                <w:bCs/>
-                <w:szCs w:val="21"/>
-              </w:rPr>
-              <w:t>会议纪要与评价依据</w:t>
-            </w:r>
           </w:p>
           <w:p>
             <w:pPr>
@@ -1301,15 +1173,6 @@
                 <w:szCs w:val="21"/>
               </w:rPr>
             </w:pPr>
-            <w:r>
-              <w:rPr>
-                <w:rFonts w:asciiTheme="minorEastAsia" w:hAnsiTheme="minorEastAsia" w:cstheme="minorEastAsia"/>
-                <w:b/>
-                <w:bCs/>
-                <w:szCs w:val="21"/>
-              </w:rPr>
-              <w:t>会议纪要未记录时间、地点、参会人员及详细讨论内容。</w:t>
-            </w:r>
           </w:p>
           <w:p>
             <w:pPr>
@@ -1325,15 +1188,6 @@
                 <w:szCs w:val="21"/>
               </w:rPr>
             </w:pPr>
-            <w:r>
-              <w:rPr>
-                <w:rFonts w:asciiTheme="minorEastAsia" w:hAnsiTheme="minorEastAsia" w:cstheme="minorEastAsia"/>
-                <w:b/>
-                <w:bCs/>
-                <w:szCs w:val="21"/>
-              </w:rPr>
-              <w:t>组员评价缺乏客观依据，打分随意且不允许相同分数，需细化评分标准。</w:t>
-            </w:r>
           </w:p>
           <w:p>
             <w:pPr>
@@ -1349,15 +1203,6 @@
                 <w:szCs w:val="21"/>
               </w:rPr>
             </w:pPr>
-            <w:r>
-              <w:rPr>
-                <w:rFonts w:asciiTheme="minorEastAsia" w:hAnsiTheme="minorEastAsia" w:cstheme="minorEastAsia"/>
-                <w:b/>
-                <w:bCs/>
-                <w:szCs w:val="21"/>
-              </w:rPr>
-              <w:t>结论与行动</w:t>
-            </w:r>
           </w:p>
           <w:p>
             <w:pPr>
@@ -1373,15 +1218,6 @@
                 <w:szCs w:val="21"/>
               </w:rPr>
             </w:pPr>
-            <w:r>
-              <w:rPr>
-                <w:rFonts w:asciiTheme="minorEastAsia" w:hAnsiTheme="minorEastAsia" w:cstheme="minorEastAsia"/>
-                <w:b/>
-                <w:bCs/>
-                <w:szCs w:val="21"/>
-              </w:rPr>
-              <w:t>项目组在文档规范、计划完整性、资源分配、评价依据等方面问题较多，需按要求整改。</w:t>
-            </w:r>
           </w:p>
           <w:p>
             <w:pPr>
@@ -1397,15 +1233,6 @@
                 <w:szCs w:val="21"/>
               </w:rPr>
             </w:pPr>
-            <w:r>
-              <w:rPr>
-                <w:rFonts w:asciiTheme="minorEastAsia" w:hAnsiTheme="minorEastAsia" w:cstheme="minorEastAsia"/>
-                <w:b/>
-                <w:bCs/>
-                <w:szCs w:val="21"/>
-              </w:rPr>
-              <w:t>明确待办事项：完善PPT及演示材料、按国标修改项目计划、补充会议纪要、绘制WBS图、制定子计划、明确任务分配、规范评价标准等，并指定责任人及产出要求</w:t>
-            </w:r>
           </w:p>
         </w:tc>
       </w:tr>
